--- a/Ifremer-isms-documentation/Ifremer 2026 ISMS Notes.docx
+++ b/Ifremer-isms-documentation/Ifremer 2026 ISMS Notes.docx
@@ -119,10 +119,7 @@
         <w:t>Modern</w:t>
       </w:r>
       <w:r>
-        <w:t xml:space="preserve"> </w:t>
-      </w:r>
-      <w:r>
-        <w:t>Firmware</w:t>
+        <w:t xml:space="preserve"> Firmware</w:t>
       </w:r>
       <w:r>
         <w:t xml:space="preserve">: </w:t>
@@ -135,6 +132,25 @@
           <w:t>https://github.com/Girguis-Lab/In-Situ-Mass-Spec/tree/ifremer-2026-build/</w:t>
         </w:r>
       </w:hyperlink>
+    </w:p>
+    <w:p>
+      <w:pPr>
+        <w:ind w:left="360"/>
+      </w:pPr>
+      <w:r>
+        <w:t xml:space="preserve">To install either firmware, see the </w:t>
+      </w:r>
+      <w:hyperlink r:id="rId7" w:anchor="firmware-upload-steps" w:history="1">
+        <w:r>
+          <w:rPr>
+            <w:rStyle w:val="Hyperlink"/>
+          </w:rPr>
+          <w:t>Firmware Installation</w:t>
+        </w:r>
+      </w:hyperlink>
+      <w:r>
+        <w:t xml:space="preserve"> steps in the README.md file</w:t>
+      </w:r>
     </w:p>
     <w:p>
       <w:pPr>
@@ -471,7 +487,7 @@
                     <pic:cNvPicPr/>
                   </pic:nvPicPr>
                   <pic:blipFill>
-                    <a:blip r:embed="rId7" cstate="print">
+                    <a:blip r:embed="rId8" cstate="print">
                       <a:extLst>
                         <a:ext uri="{28A0092B-C50C-407E-A947-70E740481C1C}">
                           <a14:useLocalDpi xmlns:a14="http://schemas.microsoft.com/office/drawing/2010/main" val="0"/>
@@ -498,7 +514,60 @@
         </w:drawing>
       </w:r>
     </w:p>
-    <w:p/>
+    <w:p>
+      <w:r>
+        <w:t>Additional details about proper wiring of the bottom side and topside connectors can be found in the isms v3 documentation here (connector on the RGA side):</w:t>
+      </w:r>
+    </w:p>
+    <w:p>
+      <w:hyperlink r:id="rId9" w:history="1">
+        <w:r>
+          <w:rPr>
+            <w:rStyle w:val="Hyperlink"/>
+          </w:rPr>
+          <w:t>https://github.com/Gir</w:t>
+        </w:r>
+        <w:r>
+          <w:rPr>
+            <w:rStyle w:val="Hyperlink"/>
+          </w:rPr>
+          <w:t>g</w:t>
+        </w:r>
+        <w:r>
+          <w:rPr>
+            <w:rStyle w:val="Hyperlink"/>
+          </w:rPr>
+          <w:t>uis-Lab/In-Situ-Mass-Spec/tree/ifremer-2026-build/documentation/Fabrication/Wiring#rga-serial-connection</w:t>
+        </w:r>
+      </w:hyperlink>
+    </w:p>
+    <w:p>
+      <w:r>
+        <w:t>And here (connector on the operator laptop side):</w:t>
+      </w:r>
+    </w:p>
+    <w:p>
+      <w:hyperlink r:id="rId10" w:anchor="rga-comms-serial-plug" w:history="1">
+        <w:r>
+          <w:rPr>
+            <w:rStyle w:val="Hyperlink"/>
+          </w:rPr>
+          <w:t>https://github.com/Girguis-Lab/In-Situ-Mass-Spec/tree/ifremer-2026-build/documentation/Fabricatio</w:t>
+        </w:r>
+        <w:r>
+          <w:rPr>
+            <w:rStyle w:val="Hyperlink"/>
+          </w:rPr>
+          <w:t>n</w:t>
+        </w:r>
+        <w:r>
+          <w:rPr>
+            <w:rStyle w:val="Hyperlink"/>
+          </w:rPr>
+          <w:t>/Wiring#rga-comms-serial-plug</w:t>
+        </w:r>
+      </w:hyperlink>
+    </w:p>
     <w:p/>
     <w:p/>
     <w:p/>
@@ -550,7 +619,7 @@
                     <pic:cNvPicPr/>
                   </pic:nvPicPr>
                   <pic:blipFill>
-                    <a:blip r:embed="rId8" cstate="print">
+                    <a:blip r:embed="rId11" cstate="print">
                       <a:extLst>
                         <a:ext uri="{28A0092B-C50C-407E-A947-70E740481C1C}">
                           <a14:useLocalDpi xmlns:a14="http://schemas.microsoft.com/office/drawing/2010/main" val="0"/>
@@ -596,13 +665,7 @@
     <w:p>
       <w:r>
         <w:lastRenderedPageBreak/>
-        <w:t xml:space="preserve">&gt; Major component schematic shown with </w:t>
-      </w:r>
-      <w:r>
-        <w:t>power</w:t>
-      </w:r>
-      <w:r>
-        <w:t xml:space="preserve"> wires visible:</w:t>
+        <w:t>&gt; Major component schematic shown with power wires visible:</w:t>
       </w:r>
       <w:r>
         <w:rPr>
@@ -624,7 +687,7 @@
                     <pic:cNvPicPr/>
                   </pic:nvPicPr>
                   <pic:blipFill>
-                    <a:blip r:embed="rId9" cstate="print">
+                    <a:blip r:embed="rId12" cstate="print">
                       <a:extLst>
                         <a:ext uri="{28A0092B-C50C-407E-A947-70E740481C1C}">
                           <a14:useLocalDpi xmlns:a14="http://schemas.microsoft.com/office/drawing/2010/main" val="0"/>
@@ -822,7 +885,7 @@
         <w:rFonts w:ascii="Symbol" w:hAnsi="Symbol" w:hint="default"/>
       </w:rPr>
     </w:lvl>
-    <w:lvl w:ilvl="1" w:tplc="04090003" w:tentative="1">
+    <w:lvl w:ilvl="1" w:tplc="04090003">
       <w:start w:val="1"/>
       <w:numFmt w:val="bullet"/>
       <w:lvlText w:val="o"/>
